--- a/reports/Titan2_Daily_Report_2026-08-19.docx
+++ b/reports/Titan2_Daily_Report_2026-08-19.docx
@@ -4250,7 +4250,7 @@
                 <w:sz w:val="19"/>
                 <w:szCs w:val="19"/>
               </w:rPr>
-              <w:t xml:space="preserve">Send the follow-up email summarizing the 08-18 tower meeting — confirmed tower sequence, decisions, contacts, and handoff expectations — to all stakeholders.</w:t>
+              <w:t xml:space="preserve">Chain fall incident (08-16) — locate the other broken chain link and deliver it to the safety department for a full inspection.</w:t>
             </w:r>
           </w:p>
         </w:tc>
@@ -4273,7 +4273,7 @@
                 <w:sz w:val="19"/>
                 <w:szCs w:val="19"/>
               </w:rPr>
-              <w:t xml:space="preserve">Towers</w:t>
+              <w:t xml:space="preserve">Safety</w:t>
             </w:r>
           </w:p>
         </w:tc>
@@ -4296,7 +4296,7 @@
                 <w:sz w:val="19"/>
                 <w:szCs w:val="19"/>
               </w:rPr>
-              <w:t xml:space="preserve">Coordinator</w:t>
+              <w:t xml:space="preserve">Coordinator / Safety</w:t>
             </w:r>
           </w:p>
         </w:tc>
@@ -4319,7 +4319,7 @@
                 <w:sz w:val="19"/>
                 <w:szCs w:val="19"/>
               </w:rPr>
-              <w:t xml:space="preserve">Due 08-18</w:t>
+              <w:t xml:space="preserve">Open</w:t>
             </w:r>
           </w:p>
         </w:tc>
@@ -4367,7 +4367,7 @@
                 <w:sz w:val="19"/>
                 <w:szCs w:val="19"/>
               </w:rPr>
-              <w:t xml:space="preserve">Organize the 08-24 onsite kickoff (16:00 CT) and confirm every night-shift contractor has completed both the general and MPLX-specific orientations.</w:t>
+              <w:t xml:space="preserve">Obtain and file a picture of the chain fall operator's card (Alexander).</w:t>
             </w:r>
           </w:p>
         </w:tc>
@@ -4390,7 +4390,7 @@
                 <w:sz w:val="19"/>
                 <w:szCs w:val="19"/>
               </w:rPr>
-              <w:t xml:space="preserve">Towers</w:t>
+              <w:t xml:space="preserve">Safety</w:t>
             </w:r>
           </w:p>
         </w:tc>
@@ -4436,7 +4436,7 @@
                 <w:sz w:val="19"/>
                 <w:szCs w:val="19"/>
               </w:rPr>
-              <w:t xml:space="preserve">Due 08-24</w:t>
+              <w:t xml:space="preserve">Open</w:t>
             </w:r>
           </w:p>
         </w:tc>
@@ -4484,7 +4484,7 @@
                 <w:sz w:val="19"/>
                 <w:szCs w:val="19"/>
               </w:rPr>
-              <w:t xml:space="preserve">Identify, order, and stage the cool gaskets on site for the tower manway closures.</w:t>
+              <w:t xml:space="preserve">Confirm outcomes from the full-site stand-down, including any new company-wide policies or procedural updates.</w:t>
             </w:r>
           </w:p>
         </w:tc>
@@ -4507,7 +4507,7 @@
                 <w:sz w:val="19"/>
                 <w:szCs w:val="19"/>
               </w:rPr>
-              <w:t xml:space="preserve">Towers</w:t>
+              <w:t xml:space="preserve">Safety</w:t>
             </w:r>
           </w:p>
         </w:tc>
@@ -4530,7 +4530,7 @@
                 <w:sz w:val="19"/>
                 <w:szCs w:val="19"/>
               </w:rPr>
-              <w:t xml:space="preserve">Coordinator</w:t>
+              <w:t xml:space="preserve">Coordinator / Safety</w:t>
             </w:r>
           </w:p>
         </w:tc>
@@ -4553,7 +4553,7 @@
                 <w:sz w:val="19"/>
                 <w:szCs w:val="19"/>
               </w:rPr>
-              <w:t xml:space="preserve">Due 08-23</w:t>
+              <w:t xml:space="preserve">Open</w:t>
             </w:r>
           </w:p>
         </w:tc>
@@ -4601,7 +4601,7 @@
                 <w:sz w:val="19"/>
                 <w:szCs w:val="19"/>
               </w:rPr>
-              <w:t xml:space="preserve">Legacy — rescue plan for each tower entry (by 08-23) and ventilation pulling air through the towers (by 08-22); Sam to produce the ventilation plan diagram and coordinate installation with the scaffold builders.</w:t>
+              <w:t xml:space="preserve">Define controls to prevent accidental grinder strikes on lifting equipment (storage, marking, proximity controls, training).</w:t>
             </w:r>
           </w:p>
         </w:tc>
@@ -4624,7 +4624,7 @@
                 <w:sz w:val="19"/>
                 <w:szCs w:val="19"/>
               </w:rPr>
-              <w:t xml:space="preserve">Towers</w:t>
+              <w:t xml:space="preserve">Safety</w:t>
             </w:r>
           </w:p>
         </w:tc>
@@ -4647,7 +4647,7 @@
                 <w:sz w:val="19"/>
                 <w:szCs w:val="19"/>
               </w:rPr>
-              <w:t xml:space="preserve">Legacy / Sam</w:t>
+              <w:t xml:space="preserve">Safety / Supervisors</w:t>
             </w:r>
           </w:p>
         </w:tc>
@@ -4718,7 +4718,7 @@
                 <w:sz w:val="19"/>
                 <w:szCs w:val="19"/>
               </w:rPr>
-              <w:t xml:space="preserve">Arrange the day-shift rescue standby for WICK entries; plan rigging for up to three towers at once; if scaffolding finishes early, schedule rescue rigging 08-21 to 08-23.</w:t>
+              <w:t xml:space="preserve">Inspect the chain fall that has been hanging in the rack for two to three months — tag, certify, or remove it from service.</w:t>
             </w:r>
           </w:p>
         </w:tc>
@@ -4741,7 +4741,7 @@
                 <w:sz w:val="19"/>
                 <w:szCs w:val="19"/>
               </w:rPr>
-              <w:t xml:space="preserve">Towers</w:t>
+              <w:t xml:space="preserve">Safety</w:t>
             </w:r>
           </w:p>
         </w:tc>
@@ -4764,7 +4764,7 @@
                 <w:sz w:val="19"/>
                 <w:szCs w:val="19"/>
               </w:rPr>
-              <w:t xml:space="preserve">Coordinator / Legacy</w:t>
+              <w:t xml:space="preserve">Supervisors</w:t>
             </w:r>
           </w:p>
         </w:tc>
@@ -4835,7 +4835,7 @@
                 <w:sz w:val="19"/>
                 <w:szCs w:val="19"/>
               </w:rPr>
-              <w:t xml:space="preserve">Recheck the quote and status for the manway covers and provide it to Manny.</w:t>
+              <w:t xml:space="preserve">Send the follow-up email summarizing the 08-18 tower meeting — confirmed tower sequence, decisions, contacts, and handoff expectations — to all stakeholders.</w:t>
             </w:r>
           </w:p>
         </w:tc>
@@ -4881,7 +4881,7 @@
                 <w:sz w:val="19"/>
                 <w:szCs w:val="19"/>
               </w:rPr>
-              <w:t xml:space="preserve">Chris Snyder</w:t>
+              <w:t xml:space="preserve">Coordinator</w:t>
             </w:r>
           </w:p>
         </w:tc>
@@ -4904,7 +4904,7 @@
                 <w:sz w:val="19"/>
                 <w:szCs w:val="19"/>
               </w:rPr>
-              <w:t xml:space="preserve">Due 08-21</w:t>
+              <w:t xml:space="preserve">Due 08-18</w:t>
             </w:r>
           </w:p>
         </w:tc>
@@ -4952,7 +4952,7 @@
                 <w:sz w:val="19"/>
                 <w:szCs w:val="19"/>
               </w:rPr>
-              <w:t xml:space="preserve">Provide Gallup the internal drawings for the remaining columns and obtain the tower manufacturer contact information for issue mitigation.</w:t>
+              <w:t xml:space="preserve">Organize the 08-24 onsite kickoff (16:00 CT) and confirm every night-shift contractor has completed both the general and MPLX-specific orientations.</w:t>
             </w:r>
           </w:p>
         </w:tc>
@@ -4998,7 +4998,7 @@
                 <w:sz w:val="19"/>
                 <w:szCs w:val="19"/>
               </w:rPr>
-              <w:t xml:space="preserve">Coordinator / Project team</w:t>
+              <w:t xml:space="preserve">Coordinator</w:t>
             </w:r>
           </w:p>
         </w:tc>
@@ -5069,7 +5069,7 @@
                 <w:sz w:val="19"/>
                 <w:szCs w:val="19"/>
               </w:rPr>
-              <w:t xml:space="preserve">Distribute the pre-filled SIF/ship templates to Gallup and Safety for contacts and work steps.</w:t>
+              <w:t xml:space="preserve">Identify, order, and stage the cool gaskets on site for the tower manway closures.</w:t>
             </w:r>
           </w:p>
         </w:tc>
@@ -5115,7 +5115,7 @@
                 <w:sz w:val="19"/>
                 <w:szCs w:val="19"/>
               </w:rPr>
-              <w:t xml:space="preserve">Manny / Gallup / Safety</w:t>
+              <w:t xml:space="preserve">Coordinator</w:t>
             </w:r>
           </w:p>
         </w:tc>
@@ -5138,7 +5138,7 @@
                 <w:sz w:val="19"/>
                 <w:szCs w:val="19"/>
               </w:rPr>
-              <w:t xml:space="preserve">Due 08-22</w:t>
+              <w:t xml:space="preserve">Due 08-23</w:t>
             </w:r>
           </w:p>
         </w:tc>
@@ -5186,7 +5186,7 @@
                 <w:sz w:val="19"/>
                 <w:szCs w:val="19"/>
               </w:rPr>
-              <w:t xml:space="preserve">Run the nightly/evening handoff meetings (Gallup nights to WICK days) with the clean-and-close status per vessel; publish the daily deficiency list and the first/second/third-call contact chain to all teams.</w:t>
+              <w:t xml:space="preserve">Legacy — rescue plan for each tower entry (by 08-23) and ventilation pulling air through the towers (by 08-22); Sam to produce the ventilation plan diagram and coordinate installation with the scaffold builders.</w:t>
             </w:r>
           </w:p>
         </w:tc>
@@ -5232,7 +5232,7 @@
                 <w:sz w:val="19"/>
                 <w:szCs w:val="19"/>
               </w:rPr>
-              <w:t xml:space="preserve">Coordinator / Manny</w:t>
+              <w:t xml:space="preserve">Legacy / Sam</w:t>
             </w:r>
           </w:p>
         </w:tc>
@@ -5281,6 +5281,591 @@
                 <w:szCs w:val="19"/>
               </w:rPr>
               <w:t xml:space="preserve">41</w:t>
+            </w:r>
+          </w:p>
+        </w:tc>
+        <w:tc>
+          <w:tcPr>
+            <w:tcW w:type="dxa" w:w="5000"/>
+            <w:tcMar>
+              <w:top w:type="dxa" w:w="60"/>
+              <w:left w:type="dxa" w:w="100"/>
+              <w:bottom w:type="dxa" w:w="60"/>
+              <w:right w:type="dxa" w:w="100"/>
+            </w:tcMar>
+          </w:tcPr>
+          <w:p>
+            <w:r>
+              <w:rPr>
+                <w:b w:val="false"/>
+                <w:bCs w:val="false"/>
+                <w:color w:val="23211C"/>
+                <w:sz w:val="19"/>
+                <w:szCs w:val="19"/>
+              </w:rPr>
+              <w:t xml:space="preserve">Arrange the day-shift rescue standby for WICK entries; plan rigging for up to three towers at once; if scaffolding finishes early, schedule rescue rigging 08-21 to 08-23.</w:t>
+            </w:r>
+          </w:p>
+        </w:tc>
+        <w:tc>
+          <w:tcPr>
+            <w:tcW w:type="dxa" w:w="1300"/>
+            <w:tcMar>
+              <w:top w:type="dxa" w:w="60"/>
+              <w:left w:type="dxa" w:w="100"/>
+              <w:bottom w:type="dxa" w:w="60"/>
+              <w:right w:type="dxa" w:w="100"/>
+            </w:tcMar>
+          </w:tcPr>
+          <w:p>
+            <w:r>
+              <w:rPr>
+                <w:b w:val="false"/>
+                <w:bCs w:val="false"/>
+                <w:color w:val="23211C"/>
+                <w:sz w:val="19"/>
+                <w:szCs w:val="19"/>
+              </w:rPr>
+              <w:t xml:space="preserve">Towers</w:t>
+            </w:r>
+          </w:p>
+        </w:tc>
+        <w:tc>
+          <w:tcPr>
+            <w:tcW w:type="dxa" w:w="1800"/>
+            <w:tcMar>
+              <w:top w:type="dxa" w:w="60"/>
+              <w:left w:type="dxa" w:w="100"/>
+              <w:bottom w:type="dxa" w:w="60"/>
+              <w:right w:type="dxa" w:w="100"/>
+            </w:tcMar>
+          </w:tcPr>
+          <w:p>
+            <w:r>
+              <w:rPr>
+                <w:b w:val="false"/>
+                <w:bCs w:val="false"/>
+                <w:color w:val="23211C"/>
+                <w:sz w:val="19"/>
+                <w:szCs w:val="19"/>
+              </w:rPr>
+              <w:t xml:space="preserve">Coordinator / Legacy</w:t>
+            </w:r>
+          </w:p>
+        </w:tc>
+        <w:tc>
+          <w:tcPr>
+            <w:tcW w:type="dxa" w:w="1200"/>
+            <w:tcMar>
+              <w:top w:type="dxa" w:w="60"/>
+              <w:left w:type="dxa" w:w="100"/>
+              <w:bottom w:type="dxa" w:w="60"/>
+              <w:right w:type="dxa" w:w="100"/>
+            </w:tcMar>
+          </w:tcPr>
+          <w:p>
+            <w:r>
+              <w:rPr>
+                <w:b/>
+                <w:bCs/>
+                <w:color w:val="9A6700"/>
+                <w:sz w:val="19"/>
+                <w:szCs w:val="19"/>
+              </w:rPr>
+              <w:t xml:space="preserve">Open</w:t>
+            </w:r>
+          </w:p>
+        </w:tc>
+      </w:tr>
+      <w:tr>
+        <w:tc>
+          <w:tcPr>
+            <w:tcW w:type="dxa" w:w="500"/>
+            <w:tcMar>
+              <w:top w:type="dxa" w:w="60"/>
+              <w:left w:type="dxa" w:w="100"/>
+              <w:bottom w:type="dxa" w:w="60"/>
+              <w:right w:type="dxa" w:w="100"/>
+            </w:tcMar>
+          </w:tcPr>
+          <w:p>
+            <w:r>
+              <w:rPr>
+                <w:b w:val="false"/>
+                <w:bCs w:val="false"/>
+                <w:color w:val="6E6A60"/>
+                <w:sz w:val="19"/>
+                <w:szCs w:val="19"/>
+              </w:rPr>
+              <w:t xml:space="preserve">42</w:t>
+            </w:r>
+          </w:p>
+        </w:tc>
+        <w:tc>
+          <w:tcPr>
+            <w:tcW w:type="dxa" w:w="5000"/>
+            <w:tcMar>
+              <w:top w:type="dxa" w:w="60"/>
+              <w:left w:type="dxa" w:w="100"/>
+              <w:bottom w:type="dxa" w:w="60"/>
+              <w:right w:type="dxa" w:w="100"/>
+            </w:tcMar>
+          </w:tcPr>
+          <w:p>
+            <w:r>
+              <w:rPr>
+                <w:b w:val="false"/>
+                <w:bCs w:val="false"/>
+                <w:color w:val="23211C"/>
+                <w:sz w:val="19"/>
+                <w:szCs w:val="19"/>
+              </w:rPr>
+              <w:t xml:space="preserve">Recheck the quote and status for the manway covers and provide it to Manny.</w:t>
+            </w:r>
+          </w:p>
+        </w:tc>
+        <w:tc>
+          <w:tcPr>
+            <w:tcW w:type="dxa" w:w="1300"/>
+            <w:tcMar>
+              <w:top w:type="dxa" w:w="60"/>
+              <w:left w:type="dxa" w:w="100"/>
+              <w:bottom w:type="dxa" w:w="60"/>
+              <w:right w:type="dxa" w:w="100"/>
+            </w:tcMar>
+          </w:tcPr>
+          <w:p>
+            <w:r>
+              <w:rPr>
+                <w:b w:val="false"/>
+                <w:bCs w:val="false"/>
+                <w:color w:val="23211C"/>
+                <w:sz w:val="19"/>
+                <w:szCs w:val="19"/>
+              </w:rPr>
+              <w:t xml:space="preserve">Towers</w:t>
+            </w:r>
+          </w:p>
+        </w:tc>
+        <w:tc>
+          <w:tcPr>
+            <w:tcW w:type="dxa" w:w="1800"/>
+            <w:tcMar>
+              <w:top w:type="dxa" w:w="60"/>
+              <w:left w:type="dxa" w:w="100"/>
+              <w:bottom w:type="dxa" w:w="60"/>
+              <w:right w:type="dxa" w:w="100"/>
+            </w:tcMar>
+          </w:tcPr>
+          <w:p>
+            <w:r>
+              <w:rPr>
+                <w:b w:val="false"/>
+                <w:bCs w:val="false"/>
+                <w:color w:val="23211C"/>
+                <w:sz w:val="19"/>
+                <w:szCs w:val="19"/>
+              </w:rPr>
+              <w:t xml:space="preserve">Chris Snyder</w:t>
+            </w:r>
+          </w:p>
+        </w:tc>
+        <w:tc>
+          <w:tcPr>
+            <w:tcW w:type="dxa" w:w="1200"/>
+            <w:tcMar>
+              <w:top w:type="dxa" w:w="60"/>
+              <w:left w:type="dxa" w:w="100"/>
+              <w:bottom w:type="dxa" w:w="60"/>
+              <w:right w:type="dxa" w:w="100"/>
+            </w:tcMar>
+          </w:tcPr>
+          <w:p>
+            <w:r>
+              <w:rPr>
+                <w:b/>
+                <w:bCs/>
+                <w:color w:val="9A6700"/>
+                <w:sz w:val="19"/>
+                <w:szCs w:val="19"/>
+              </w:rPr>
+              <w:t xml:space="preserve">Due 08-21</w:t>
+            </w:r>
+          </w:p>
+        </w:tc>
+      </w:tr>
+      <w:tr>
+        <w:tc>
+          <w:tcPr>
+            <w:tcW w:type="dxa" w:w="500"/>
+            <w:tcMar>
+              <w:top w:type="dxa" w:w="60"/>
+              <w:left w:type="dxa" w:w="100"/>
+              <w:bottom w:type="dxa" w:w="60"/>
+              <w:right w:type="dxa" w:w="100"/>
+            </w:tcMar>
+          </w:tcPr>
+          <w:p>
+            <w:r>
+              <w:rPr>
+                <w:b w:val="false"/>
+                <w:bCs w:val="false"/>
+                <w:color w:val="6E6A60"/>
+                <w:sz w:val="19"/>
+                <w:szCs w:val="19"/>
+              </w:rPr>
+              <w:t xml:space="preserve">43</w:t>
+            </w:r>
+          </w:p>
+        </w:tc>
+        <w:tc>
+          <w:tcPr>
+            <w:tcW w:type="dxa" w:w="5000"/>
+            <w:tcMar>
+              <w:top w:type="dxa" w:w="60"/>
+              <w:left w:type="dxa" w:w="100"/>
+              <w:bottom w:type="dxa" w:w="60"/>
+              <w:right w:type="dxa" w:w="100"/>
+            </w:tcMar>
+          </w:tcPr>
+          <w:p>
+            <w:r>
+              <w:rPr>
+                <w:b w:val="false"/>
+                <w:bCs w:val="false"/>
+                <w:color w:val="23211C"/>
+                <w:sz w:val="19"/>
+                <w:szCs w:val="19"/>
+              </w:rPr>
+              <w:t xml:space="preserve">Provide Gallup the internal drawings for the remaining columns and obtain the tower manufacturer contact information for issue mitigation.</w:t>
+            </w:r>
+          </w:p>
+        </w:tc>
+        <w:tc>
+          <w:tcPr>
+            <w:tcW w:type="dxa" w:w="1300"/>
+            <w:tcMar>
+              <w:top w:type="dxa" w:w="60"/>
+              <w:left w:type="dxa" w:w="100"/>
+              <w:bottom w:type="dxa" w:w="60"/>
+              <w:right w:type="dxa" w:w="100"/>
+            </w:tcMar>
+          </w:tcPr>
+          <w:p>
+            <w:r>
+              <w:rPr>
+                <w:b w:val="false"/>
+                <w:bCs w:val="false"/>
+                <w:color w:val="23211C"/>
+                <w:sz w:val="19"/>
+                <w:szCs w:val="19"/>
+              </w:rPr>
+              <w:t xml:space="preserve">Towers</w:t>
+            </w:r>
+          </w:p>
+        </w:tc>
+        <w:tc>
+          <w:tcPr>
+            <w:tcW w:type="dxa" w:w="1800"/>
+            <w:tcMar>
+              <w:top w:type="dxa" w:w="60"/>
+              <w:left w:type="dxa" w:w="100"/>
+              <w:bottom w:type="dxa" w:w="60"/>
+              <w:right w:type="dxa" w:w="100"/>
+            </w:tcMar>
+          </w:tcPr>
+          <w:p>
+            <w:r>
+              <w:rPr>
+                <w:b w:val="false"/>
+                <w:bCs w:val="false"/>
+                <w:color w:val="23211C"/>
+                <w:sz w:val="19"/>
+                <w:szCs w:val="19"/>
+              </w:rPr>
+              <w:t xml:space="preserve">Coordinator / Project team</w:t>
+            </w:r>
+          </w:p>
+        </w:tc>
+        <w:tc>
+          <w:tcPr>
+            <w:tcW w:type="dxa" w:w="1200"/>
+            <w:tcMar>
+              <w:top w:type="dxa" w:w="60"/>
+              <w:left w:type="dxa" w:w="100"/>
+              <w:bottom w:type="dxa" w:w="60"/>
+              <w:right w:type="dxa" w:w="100"/>
+            </w:tcMar>
+          </w:tcPr>
+          <w:p>
+            <w:r>
+              <w:rPr>
+                <w:b/>
+                <w:bCs/>
+                <w:color w:val="9A6700"/>
+                <w:sz w:val="19"/>
+                <w:szCs w:val="19"/>
+              </w:rPr>
+              <w:t xml:space="preserve">Due 08-24</w:t>
+            </w:r>
+          </w:p>
+        </w:tc>
+      </w:tr>
+      <w:tr>
+        <w:tc>
+          <w:tcPr>
+            <w:tcW w:type="dxa" w:w="500"/>
+            <w:tcMar>
+              <w:top w:type="dxa" w:w="60"/>
+              <w:left w:type="dxa" w:w="100"/>
+              <w:bottom w:type="dxa" w:w="60"/>
+              <w:right w:type="dxa" w:w="100"/>
+            </w:tcMar>
+          </w:tcPr>
+          <w:p>
+            <w:r>
+              <w:rPr>
+                <w:b w:val="false"/>
+                <w:bCs w:val="false"/>
+                <w:color w:val="6E6A60"/>
+                <w:sz w:val="19"/>
+                <w:szCs w:val="19"/>
+              </w:rPr>
+              <w:t xml:space="preserve">44</w:t>
+            </w:r>
+          </w:p>
+        </w:tc>
+        <w:tc>
+          <w:tcPr>
+            <w:tcW w:type="dxa" w:w="5000"/>
+            <w:tcMar>
+              <w:top w:type="dxa" w:w="60"/>
+              <w:left w:type="dxa" w:w="100"/>
+              <w:bottom w:type="dxa" w:w="60"/>
+              <w:right w:type="dxa" w:w="100"/>
+            </w:tcMar>
+          </w:tcPr>
+          <w:p>
+            <w:r>
+              <w:rPr>
+                <w:b w:val="false"/>
+                <w:bCs w:val="false"/>
+                <w:color w:val="23211C"/>
+                <w:sz w:val="19"/>
+                <w:szCs w:val="19"/>
+              </w:rPr>
+              <w:t xml:space="preserve">Distribute the pre-filled SIF/ship templates to Gallup and Safety for contacts and work steps.</w:t>
+            </w:r>
+          </w:p>
+        </w:tc>
+        <w:tc>
+          <w:tcPr>
+            <w:tcW w:type="dxa" w:w="1300"/>
+            <w:tcMar>
+              <w:top w:type="dxa" w:w="60"/>
+              <w:left w:type="dxa" w:w="100"/>
+              <w:bottom w:type="dxa" w:w="60"/>
+              <w:right w:type="dxa" w:w="100"/>
+            </w:tcMar>
+          </w:tcPr>
+          <w:p>
+            <w:r>
+              <w:rPr>
+                <w:b w:val="false"/>
+                <w:bCs w:val="false"/>
+                <w:color w:val="23211C"/>
+                <w:sz w:val="19"/>
+                <w:szCs w:val="19"/>
+              </w:rPr>
+              <w:t xml:space="preserve">Towers</w:t>
+            </w:r>
+          </w:p>
+        </w:tc>
+        <w:tc>
+          <w:tcPr>
+            <w:tcW w:type="dxa" w:w="1800"/>
+            <w:tcMar>
+              <w:top w:type="dxa" w:w="60"/>
+              <w:left w:type="dxa" w:w="100"/>
+              <w:bottom w:type="dxa" w:w="60"/>
+              <w:right w:type="dxa" w:w="100"/>
+            </w:tcMar>
+          </w:tcPr>
+          <w:p>
+            <w:r>
+              <w:rPr>
+                <w:b w:val="false"/>
+                <w:bCs w:val="false"/>
+                <w:color w:val="23211C"/>
+                <w:sz w:val="19"/>
+                <w:szCs w:val="19"/>
+              </w:rPr>
+              <w:t xml:space="preserve">Manny / Gallup / Safety</w:t>
+            </w:r>
+          </w:p>
+        </w:tc>
+        <w:tc>
+          <w:tcPr>
+            <w:tcW w:type="dxa" w:w="1200"/>
+            <w:tcMar>
+              <w:top w:type="dxa" w:w="60"/>
+              <w:left w:type="dxa" w:w="100"/>
+              <w:bottom w:type="dxa" w:w="60"/>
+              <w:right w:type="dxa" w:w="100"/>
+            </w:tcMar>
+          </w:tcPr>
+          <w:p>
+            <w:r>
+              <w:rPr>
+                <w:b/>
+                <w:bCs/>
+                <w:color w:val="9A6700"/>
+                <w:sz w:val="19"/>
+                <w:szCs w:val="19"/>
+              </w:rPr>
+              <w:t xml:space="preserve">Due 08-22</w:t>
+            </w:r>
+          </w:p>
+        </w:tc>
+      </w:tr>
+      <w:tr>
+        <w:tc>
+          <w:tcPr>
+            <w:tcW w:type="dxa" w:w="500"/>
+            <w:tcMar>
+              <w:top w:type="dxa" w:w="60"/>
+              <w:left w:type="dxa" w:w="100"/>
+              <w:bottom w:type="dxa" w:w="60"/>
+              <w:right w:type="dxa" w:w="100"/>
+            </w:tcMar>
+          </w:tcPr>
+          <w:p>
+            <w:r>
+              <w:rPr>
+                <w:b w:val="false"/>
+                <w:bCs w:val="false"/>
+                <w:color w:val="6E6A60"/>
+                <w:sz w:val="19"/>
+                <w:szCs w:val="19"/>
+              </w:rPr>
+              <w:t xml:space="preserve">45</w:t>
+            </w:r>
+          </w:p>
+        </w:tc>
+        <w:tc>
+          <w:tcPr>
+            <w:tcW w:type="dxa" w:w="5000"/>
+            <w:tcMar>
+              <w:top w:type="dxa" w:w="60"/>
+              <w:left w:type="dxa" w:w="100"/>
+              <w:bottom w:type="dxa" w:w="60"/>
+              <w:right w:type="dxa" w:w="100"/>
+            </w:tcMar>
+          </w:tcPr>
+          <w:p>
+            <w:r>
+              <w:rPr>
+                <w:b w:val="false"/>
+                <w:bCs w:val="false"/>
+                <w:color w:val="23211C"/>
+                <w:sz w:val="19"/>
+                <w:szCs w:val="19"/>
+              </w:rPr>
+              <w:t xml:space="preserve">Run the nightly/evening handoff meetings (Gallup nights to WICK days) with the clean-and-close status per vessel; publish the daily deficiency list and the first/second/third-call contact chain to all teams.</w:t>
+            </w:r>
+          </w:p>
+        </w:tc>
+        <w:tc>
+          <w:tcPr>
+            <w:tcW w:type="dxa" w:w="1300"/>
+            <w:tcMar>
+              <w:top w:type="dxa" w:w="60"/>
+              <w:left w:type="dxa" w:w="100"/>
+              <w:bottom w:type="dxa" w:w="60"/>
+              <w:right w:type="dxa" w:w="100"/>
+            </w:tcMar>
+          </w:tcPr>
+          <w:p>
+            <w:r>
+              <w:rPr>
+                <w:b w:val="false"/>
+                <w:bCs w:val="false"/>
+                <w:color w:val="23211C"/>
+                <w:sz w:val="19"/>
+                <w:szCs w:val="19"/>
+              </w:rPr>
+              <w:t xml:space="preserve">Towers</w:t>
+            </w:r>
+          </w:p>
+        </w:tc>
+        <w:tc>
+          <w:tcPr>
+            <w:tcW w:type="dxa" w:w="1800"/>
+            <w:tcMar>
+              <w:top w:type="dxa" w:w="60"/>
+              <w:left w:type="dxa" w:w="100"/>
+              <w:bottom w:type="dxa" w:w="60"/>
+              <w:right w:type="dxa" w:w="100"/>
+            </w:tcMar>
+          </w:tcPr>
+          <w:p>
+            <w:r>
+              <w:rPr>
+                <w:b w:val="false"/>
+                <w:bCs w:val="false"/>
+                <w:color w:val="23211C"/>
+                <w:sz w:val="19"/>
+                <w:szCs w:val="19"/>
+              </w:rPr>
+              <w:t xml:space="preserve">Coordinator / Manny</w:t>
+            </w:r>
+          </w:p>
+        </w:tc>
+        <w:tc>
+          <w:tcPr>
+            <w:tcW w:type="dxa" w:w="1200"/>
+            <w:tcMar>
+              <w:top w:type="dxa" w:w="60"/>
+              <w:left w:type="dxa" w:w="100"/>
+              <w:bottom w:type="dxa" w:w="60"/>
+              <w:right w:type="dxa" w:w="100"/>
+            </w:tcMar>
+          </w:tcPr>
+          <w:p>
+            <w:r>
+              <w:rPr>
+                <w:b/>
+                <w:bCs/>
+                <w:color w:val="9A6700"/>
+                <w:sz w:val="19"/>
+                <w:szCs w:val="19"/>
+              </w:rPr>
+              <w:t xml:space="preserve">Open</w:t>
+            </w:r>
+          </w:p>
+        </w:tc>
+      </w:tr>
+      <w:tr>
+        <w:tc>
+          <w:tcPr>
+            <w:tcW w:type="dxa" w:w="500"/>
+            <w:tcMar>
+              <w:top w:type="dxa" w:w="60"/>
+              <w:left w:type="dxa" w:w="100"/>
+              <w:bottom w:type="dxa" w:w="60"/>
+              <w:right w:type="dxa" w:w="100"/>
+            </w:tcMar>
+          </w:tcPr>
+          <w:p>
+            <w:r>
+              <w:rPr>
+                <w:b w:val="false"/>
+                <w:bCs w:val="false"/>
+                <w:color w:val="6E6A60"/>
+                <w:sz w:val="19"/>
+                <w:szCs w:val="19"/>
+              </w:rPr>
+              <w:t xml:space="preserve">46</w:t>
             </w:r>
           </w:p>
         </w:tc>
@@ -5478,7 +6063,7 @@
           <w:sz w:val="18"/>
           <w:szCs w:val="18"/>
         </w:rPr>
-        <w:t xml:space="preserve">Minimal report issued for the record: no Plaud recording or field notes exist for this day. The open action item register (1-41) is carried forward unchanged from DR-2026-08-18; statuses are as last recorded, not verified for this date.</w:t>
+        <w:t xml:space="preserve">Minimal report issued for the record: no Plaud recording or field notes exist for this day. The open action item register (1-46) is carried forward unchanged from DR-2026-08-18; statuses are as last recorded, not verified for this date.</w:t>
       </w:r>
     </w:p>
     <w:sectPr>
